--- a/InterviewAI/PROJECT_DOCS.docx
+++ b/InterviewAI/PROJECT_DOCS.docx
@@ -936,7 +936,7 @@
                 <w:rFonts w:ascii="Arial" w:hAnsi="Arial"/>
                 <w:sz w:val="19"/>
               </w:rPr>
-              <w:t>Device Setup</w:t>
+              <w:t>Setup &amp; Mode</w:t>
             </w:r>
           </w:p>
         </w:tc>
@@ -951,7 +951,7 @@
                 <w:rFonts w:ascii="Arial" w:hAnsi="Arial"/>
                 <w:sz w:val="19"/>
               </w:rPr>
-              <w:t>Camera and microphone are selected and tested</w:t>
+              <w:t>Candidate picks voice or text, tests devices, and acknowledges what is monitored</w:t>
             </w:r>
           </w:p>
         </w:tc>
@@ -1013,7 +1013,7 @@
                 <w:rFonts w:ascii="Arial" w:hAnsi="Arial"/>
                 <w:sz w:val="19"/>
               </w:rPr>
-              <w:t>Voice interview runs; attention, posture, voice and behaviour are recorded</w:t>
+              <w:t>Voice or text interview runs; attention, posture and behaviour are recorded throughout</w:t>
             </w:r>
           </w:p>
         </w:tc>
@@ -1250,7 +1250,550 @@
           <w:rFonts w:ascii="Arial" w:hAnsi="Arial"/>
           <w:color w:val="2C5282"/>
         </w:rPr>
-        <w:t>3.2 How the interview ends</w:t>
+        <w:t>3.2 Two interview modes</w:t>
+      </w:r>
+    </w:p>
+    <w:p>
+      <w:pPr>
+        <w:spacing w:line="324" w:lineRule="auto"/>
+        <w:jc w:val="both"/>
+      </w:pPr>
+      <w:r>
+        <w:rPr>
+          <w:rFonts w:ascii="Arial" w:hAnsi="Arial"/>
+          <w:b w:val="0"/>
+          <w:i w:val="0"/>
+          <w:sz w:val="21"/>
+        </w:rPr>
+        <w:t>The candidate chooses between a voice interview and a text interview on the setup screen. They are the same interview. Both use one shared set of interviewer instructions (core/agents/interviewer_prompt.py), the same question bank in the same graph-priority order, the same question and time budgets, and the same ending rules, and both produce the same transcript. The report pipeline never learns which one ran.</w:t>
+      </w:r>
+    </w:p>
+    <w:tbl>
+      <w:tblPr>
+        <w:tblStyle w:val="LightGrid-Accent1"/>
+        <w:tblW w:type="auto" w:w="0"/>
+        <w:jc w:val="center"/>
+        <w:tblLook w:firstColumn="1" w:firstRow="1" w:lastColumn="0" w:lastRow="0" w:noHBand="0" w:noVBand="1" w:val="04A0"/>
+      </w:tblPr>
+      <w:tblGrid>
+        <w:gridCol w:w="3249"/>
+        <w:gridCol w:w="3249"/>
+        <w:gridCol w:w="3249"/>
+      </w:tblGrid>
+      <w:tr>
+        <w:tc>
+          <w:tcPr>
+            <w:tcW w:type="dxa" w:w="2494"/>
+          </w:tcPr>
+          <w:p>
+            <w:r/>
+            <w:r>
+              <w:rPr>
+                <w:rFonts w:ascii="Arial" w:hAnsi="Arial"/>
+                <w:b/>
+                <w:sz w:val="19"/>
+              </w:rPr>
+            </w:r>
+          </w:p>
+        </w:tc>
+        <w:tc>
+          <w:tcPr>
+            <w:tcW w:type="dxa" w:w="3402"/>
+          </w:tcPr>
+          <w:p>
+            <w:r/>
+            <w:r>
+              <w:rPr>
+                <w:rFonts w:ascii="Arial" w:hAnsi="Arial"/>
+                <w:b/>
+                <w:sz w:val="19"/>
+              </w:rPr>
+              <w:t>Voice mode</w:t>
+            </w:r>
+          </w:p>
+        </w:tc>
+        <w:tc>
+          <w:tcPr>
+            <w:tcW w:type="dxa" w:w="3458"/>
+          </w:tcPr>
+          <w:p>
+            <w:r/>
+            <w:r>
+              <w:rPr>
+                <w:rFonts w:ascii="Arial" w:hAnsi="Arial"/>
+                <w:b/>
+                <w:sz w:val="19"/>
+              </w:rPr>
+              <w:t>Text mode</w:t>
+            </w:r>
+          </w:p>
+        </w:tc>
+      </w:tr>
+      <w:tr>
+        <w:tc>
+          <w:tcPr>
+            <w:tcW w:type="dxa" w:w="2494"/>
+          </w:tcPr>
+          <w:p>
+            <w:r/>
+            <w:r>
+              <w:rPr>
+                <w:rFonts w:ascii="Arial" w:hAnsi="Arial"/>
+                <w:sz w:val="19"/>
+              </w:rPr>
+              <w:t>How the question arrives</w:t>
+            </w:r>
+          </w:p>
+        </w:tc>
+        <w:tc>
+          <w:tcPr>
+            <w:tcW w:type="dxa" w:w="3402"/>
+          </w:tcPr>
+          <w:p>
+            <w:r/>
+            <w:r>
+              <w:rPr>
+                <w:rFonts w:ascii="Arial" w:hAnsi="Arial"/>
+                <w:sz w:val="19"/>
+              </w:rPr>
+              <w:t>Displayed, then spoken aloud</w:t>
+            </w:r>
+          </w:p>
+        </w:tc>
+        <w:tc>
+          <w:tcPr>
+            <w:tcW w:type="dxa" w:w="3458"/>
+          </w:tcPr>
+          <w:p>
+            <w:r/>
+            <w:r>
+              <w:rPr>
+                <w:rFonts w:ascii="Arial" w:hAnsi="Arial"/>
+                <w:sz w:val="19"/>
+              </w:rPr>
+              <w:t>Written into the chat</w:t>
+            </w:r>
+          </w:p>
+        </w:tc>
+      </w:tr>
+      <w:tr>
+        <w:tc>
+          <w:tcPr>
+            <w:tcW w:type="dxa" w:w="2494"/>
+          </w:tcPr>
+          <w:p>
+            <w:r/>
+            <w:r>
+              <w:rPr>
+                <w:rFonts w:ascii="Arial" w:hAnsi="Arial"/>
+                <w:sz w:val="19"/>
+              </w:rPr>
+              <w:t>How the candidate answers</w:t>
+            </w:r>
+          </w:p>
+        </w:tc>
+        <w:tc>
+          <w:tcPr>
+            <w:tcW w:type="dxa" w:w="3402"/>
+          </w:tcPr>
+          <w:p>
+            <w:r/>
+            <w:r>
+              <w:rPr>
+                <w:rFonts w:ascii="Arial" w:hAnsi="Arial"/>
+                <w:sz w:val="19"/>
+              </w:rPr>
+              <w:t>Speaks; Deepgram transcribes</w:t>
+            </w:r>
+          </w:p>
+        </w:tc>
+        <w:tc>
+          <w:tcPr>
+            <w:tcW w:type="dxa" w:w="3458"/>
+          </w:tcPr>
+          <w:p>
+            <w:r/>
+            <w:r>
+              <w:rPr>
+                <w:rFonts w:ascii="Arial" w:hAnsi="Arial"/>
+                <w:sz w:val="19"/>
+              </w:rPr>
+              <w:t>Types; Enter sends</w:t>
+            </w:r>
+          </w:p>
+        </w:tc>
+      </w:tr>
+      <w:tr>
+        <w:tc>
+          <w:tcPr>
+            <w:tcW w:type="dxa" w:w="2494"/>
+          </w:tcPr>
+          <w:p>
+            <w:r/>
+            <w:r>
+              <w:rPr>
+                <w:rFonts w:ascii="Arial" w:hAnsi="Arial"/>
+                <w:sz w:val="19"/>
+              </w:rPr>
+              <w:t>Transport</w:t>
+            </w:r>
+          </w:p>
+        </w:tc>
+        <w:tc>
+          <w:tcPr>
+            <w:tcW w:type="dxa" w:w="3402"/>
+          </w:tcPr>
+          <w:p>
+            <w:r/>
+            <w:r>
+              <w:rPr>
+                <w:rFonts w:ascii="Arial" w:hAnsi="Arial"/>
+                <w:sz w:val="19"/>
+              </w:rPr>
+              <w:t>LiveKit room and agent subprocess</w:t>
+            </w:r>
+          </w:p>
+        </w:tc>
+        <w:tc>
+          <w:tcPr>
+            <w:tcW w:type="dxa" w:w="3458"/>
+          </w:tcPr>
+          <w:p>
+            <w:r/>
+            <w:r>
+              <w:rPr>
+                <w:rFonts w:ascii="Arial" w:hAnsi="Arial"/>
+                <w:sz w:val="19"/>
+              </w:rPr>
+              <w:t>One HTTP request per answer</w:t>
+            </w:r>
+          </w:p>
+        </w:tc>
+      </w:tr>
+      <w:tr>
+        <w:tc>
+          <w:tcPr>
+            <w:tcW w:type="dxa" w:w="2494"/>
+          </w:tcPr>
+          <w:p>
+            <w:r/>
+            <w:r>
+              <w:rPr>
+                <w:rFonts w:ascii="Arial" w:hAnsi="Arial"/>
+                <w:sz w:val="19"/>
+              </w:rPr>
+              <w:t>Devices needed</w:t>
+            </w:r>
+          </w:p>
+        </w:tc>
+        <w:tc>
+          <w:tcPr>
+            <w:tcW w:type="dxa" w:w="3402"/>
+          </w:tcPr>
+          <w:p>
+            <w:r/>
+            <w:r>
+              <w:rPr>
+                <w:rFonts w:ascii="Arial" w:hAnsi="Arial"/>
+                <w:sz w:val="19"/>
+              </w:rPr>
+              <w:t>Camera and microphone</w:t>
+            </w:r>
+          </w:p>
+        </w:tc>
+        <w:tc>
+          <w:tcPr>
+            <w:tcW w:type="dxa" w:w="3458"/>
+          </w:tcPr>
+          <w:p>
+            <w:r/>
+            <w:r>
+              <w:rPr>
+                <w:rFonts w:ascii="Arial" w:hAnsi="Arial"/>
+                <w:sz w:val="19"/>
+              </w:rPr>
+              <w:t>Camera only</w:t>
+            </w:r>
+          </w:p>
+        </w:tc>
+      </w:tr>
+      <w:tr>
+        <w:tc>
+          <w:tcPr>
+            <w:tcW w:type="dxa" w:w="2494"/>
+          </w:tcPr>
+          <w:p>
+            <w:r/>
+            <w:r>
+              <w:rPr>
+                <w:rFonts w:ascii="Arial" w:hAnsi="Arial"/>
+                <w:sz w:val="19"/>
+              </w:rPr>
+              <w:t>M7 attention</w:t>
+            </w:r>
+          </w:p>
+        </w:tc>
+        <w:tc>
+          <w:tcPr>
+            <w:tcW w:type="dxa" w:w="3402"/>
+          </w:tcPr>
+          <w:p>
+            <w:r/>
+            <w:r>
+              <w:rPr>
+                <w:rFonts w:ascii="Arial" w:hAnsi="Arial"/>
+                <w:sz w:val="19"/>
+              </w:rPr>
+              <w:t>Yes</w:t>
+            </w:r>
+          </w:p>
+        </w:tc>
+        <w:tc>
+          <w:tcPr>
+            <w:tcW w:type="dxa" w:w="3458"/>
+          </w:tcPr>
+          <w:p>
+            <w:r/>
+            <w:r>
+              <w:rPr>
+                <w:rFonts w:ascii="Arial" w:hAnsi="Arial"/>
+                <w:sz w:val="19"/>
+              </w:rPr>
+              <w:t>Yes</w:t>
+            </w:r>
+          </w:p>
+        </w:tc>
+      </w:tr>
+      <w:tr>
+        <w:tc>
+          <w:tcPr>
+            <w:tcW w:type="dxa" w:w="2494"/>
+          </w:tcPr>
+          <w:p>
+            <w:r/>
+            <w:r>
+              <w:rPr>
+                <w:rFonts w:ascii="Arial" w:hAnsi="Arial"/>
+                <w:sz w:val="19"/>
+              </w:rPr>
+              <w:t>M8 posture</w:t>
+            </w:r>
+          </w:p>
+        </w:tc>
+        <w:tc>
+          <w:tcPr>
+            <w:tcW w:type="dxa" w:w="3402"/>
+          </w:tcPr>
+          <w:p>
+            <w:r/>
+            <w:r>
+              <w:rPr>
+                <w:rFonts w:ascii="Arial" w:hAnsi="Arial"/>
+                <w:sz w:val="19"/>
+              </w:rPr>
+              <w:t>Yes</w:t>
+            </w:r>
+          </w:p>
+        </w:tc>
+        <w:tc>
+          <w:tcPr>
+            <w:tcW w:type="dxa" w:w="3458"/>
+          </w:tcPr>
+          <w:p>
+            <w:r/>
+            <w:r>
+              <w:rPr>
+                <w:rFonts w:ascii="Arial" w:hAnsi="Arial"/>
+                <w:sz w:val="19"/>
+              </w:rPr>
+              <w:t>Yes</w:t>
+            </w:r>
+          </w:p>
+        </w:tc>
+      </w:tr>
+      <w:tr>
+        <w:tc>
+          <w:tcPr>
+            <w:tcW w:type="dxa" w:w="2494"/>
+          </w:tcPr>
+          <w:p>
+            <w:r/>
+            <w:r>
+              <w:rPr>
+                <w:rFonts w:ascii="Arial" w:hAnsi="Arial"/>
+                <w:sz w:val="19"/>
+              </w:rPr>
+              <w:t>M10 vocal delivery</w:t>
+            </w:r>
+          </w:p>
+        </w:tc>
+        <w:tc>
+          <w:tcPr>
+            <w:tcW w:type="dxa" w:w="3402"/>
+          </w:tcPr>
+          <w:p>
+            <w:r/>
+            <w:r>
+              <w:rPr>
+                <w:rFonts w:ascii="Arial" w:hAnsi="Arial"/>
+                <w:sz w:val="19"/>
+              </w:rPr>
+              <w:t>Yes</w:t>
+            </w:r>
+          </w:p>
+        </w:tc>
+        <w:tc>
+          <w:tcPr>
+            <w:tcW w:type="dxa" w:w="3458"/>
+          </w:tcPr>
+          <w:p>
+            <w:r/>
+            <w:r>
+              <w:rPr>
+                <w:rFonts w:ascii="Arial" w:hAnsi="Arial"/>
+                <w:sz w:val="19"/>
+              </w:rPr>
+              <w:t>Not applicable - nothing is spoken</w:t>
+            </w:r>
+          </w:p>
+        </w:tc>
+      </w:tr>
+      <w:tr>
+        <w:tc>
+          <w:tcPr>
+            <w:tcW w:type="dxa" w:w="2494"/>
+          </w:tcPr>
+          <w:p>
+            <w:r/>
+            <w:r>
+              <w:rPr>
+                <w:rFonts w:ascii="Arial" w:hAnsi="Arial"/>
+                <w:sz w:val="19"/>
+              </w:rPr>
+              <w:t>Extra integrity signal</w:t>
+            </w:r>
+          </w:p>
+        </w:tc>
+        <w:tc>
+          <w:tcPr>
+            <w:tcW w:type="dxa" w:w="3402"/>
+          </w:tcPr>
+          <w:p>
+            <w:r/>
+            <w:r>
+              <w:rPr>
+                <w:rFonts w:ascii="Arial" w:hAnsi="Arial"/>
+                <w:sz w:val="19"/>
+              </w:rPr>
+              <w:t>Speech hesitation</w:t>
+            </w:r>
+          </w:p>
+        </w:tc>
+        <w:tc>
+          <w:tcPr>
+            <w:tcW w:type="dxa" w:w="3458"/>
+          </w:tcPr>
+          <w:p>
+            <w:r/>
+            <w:r>
+              <w:rPr>
+                <w:rFonts w:ascii="Arial" w:hAnsi="Arial"/>
+                <w:sz w:val="19"/>
+              </w:rPr>
+              <w:t>Pasted answers are flagged</w:t>
+            </w:r>
+          </w:p>
+        </w:tc>
+      </w:tr>
+      <w:tr>
+        <w:tc>
+          <w:tcPr>
+            <w:tcW w:type="dxa" w:w="2494"/>
+          </w:tcPr>
+          <w:p>
+            <w:r/>
+            <w:r>
+              <w:rPr>
+                <w:rFonts w:ascii="Arial" w:hAnsi="Arial"/>
+                <w:sz w:val="19"/>
+              </w:rPr>
+              <w:t>Scoring and report</w:t>
+            </w:r>
+          </w:p>
+        </w:tc>
+        <w:tc>
+          <w:tcPr>
+            <w:tcW w:type="dxa" w:w="3402"/>
+          </w:tcPr>
+          <w:p>
+            <w:r/>
+            <w:r>
+              <w:rPr>
+                <w:rFonts w:ascii="Arial" w:hAnsi="Arial"/>
+                <w:sz w:val="19"/>
+              </w:rPr>
+              <w:t>Identical</w:t>
+            </w:r>
+          </w:p>
+        </w:tc>
+        <w:tc>
+          <w:tcPr>
+            <w:tcW w:type="dxa" w:w="3458"/>
+          </w:tcPr>
+          <w:p>
+            <w:r/>
+            <w:r>
+              <w:rPr>
+                <w:rFonts w:ascii="Arial" w:hAnsi="Arial"/>
+                <w:sz w:val="19"/>
+              </w:rPr>
+              <w:t>Identical</w:t>
+            </w:r>
+          </w:p>
+        </w:tc>
+      </w:tr>
+    </w:tbl>
+    <w:p/>
+    <w:p>
+      <w:pPr>
+        <w:spacing w:line="324" w:lineRule="auto"/>
+        <w:jc w:val="both"/>
+      </w:pPr>
+      <w:r>
+        <w:rPr>
+          <w:rFonts w:ascii="Arial" w:hAnsi="Arial"/>
+          <w:b w:val="0"/>
+          <w:i w:val="0"/>
+          <w:sz w:val="21"/>
+        </w:rPr>
+        <w:t>Text mode has no vocal delivery to measure, so that signal is absent rather than zero. The fusion engine renormalises the engagement weights across whichever presence signals actually arrived, so a typed interview still yields a complete engagement score from attention and posture instead of one with a hole in it. In place of vocal analysis, text mode contributes an integrity signal of its own: an answer that was pasted rather than typed is flagged and shown on the report.</w:t>
+      </w:r>
+    </w:p>
+    <w:p>
+      <w:pPr>
+        <w:spacing w:line="324" w:lineRule="auto"/>
+        <w:jc w:val="both"/>
+      </w:pPr>
+      <w:r>
+        <w:rPr>
+          <w:rFonts w:ascii="Arial" w:hAnsi="Arial"/>
+          <w:b w:val="0"/>
+          <w:i w:val="0"/>
+          <w:sz w:val="21"/>
+        </w:rPr>
+        <w:t>Only voice mode needs the media server and the agent subprocess, so only voice mode triggers the prewarm described above. A text interview begins as soon as the first request returns.</w:t>
+      </w:r>
+    </w:p>
+    <w:p>
+      <w:pPr>
+        <w:pStyle w:val="Heading2"/>
+      </w:pPr>
+      <w:r>
+        <w:rPr>
+          <w:rFonts w:ascii="Arial" w:hAnsi="Arial"/>
+          <w:color w:val="2C5282"/>
+        </w:rPr>
+        <w:t>3.3 How the interview ends</w:t>
       </w:r>
     </w:p>
     <w:p>
@@ -7704,7 +8247,7 @@
                 <w:rFonts w:ascii="Arial" w:hAnsi="Arial"/>
                 <w:sz w:val="19"/>
               </w:rPr>
-              <w:t>core/pipeline/session_eval.py</w:t>
+              <w:t>core/agents/interviewer_prompt.py</w:t>
             </w:r>
           </w:p>
         </w:tc>
@@ -7719,7 +8262,7 @@
                 <w:rFonts w:ascii="Arial" w:hAnsi="Arial"/>
                 <w:sz w:val="19"/>
               </w:rPr>
-              <w:t>Post-interview pipeline tying M6, M9, M11 and M12 together</w:t>
+              <w:t>The interviewer instructions shared by both modes</w:t>
             </w:r>
           </w:p>
         </w:tc>
@@ -7736,7 +8279,7 @@
                 <w:rFonts w:ascii="Arial" w:hAnsi="Arial"/>
                 <w:sz w:val="19"/>
               </w:rPr>
-              <w:t>core/report/generator.py</w:t>
+              <w:t>core/pipeline/text_interview.py</w:t>
             </w:r>
           </w:p>
         </w:tc>
@@ -7751,7 +8294,7 @@
                 <w:rFonts w:ascii="Arial" w:hAnsi="Arial"/>
                 <w:sz w:val="19"/>
               </w:rPr>
-              <w:t>M12 — final report assembly and reliability statistics</w:t>
+              <w:t>Text mode - the typed interview engine</w:t>
             </w:r>
           </w:p>
         </w:tc>
@@ -7768,7 +8311,7 @@
                 <w:rFonts w:ascii="Arial" w:hAnsi="Arial"/>
                 <w:sz w:val="19"/>
               </w:rPr>
-              <w:t>data/esco/</w:t>
+              <w:t>core/pipeline/session_eval.py</w:t>
             </w:r>
           </w:p>
         </w:tc>
@@ -7783,7 +8326,7 @@
                 <w:rFonts w:ascii="Arial" w:hAnsi="Arial"/>
                 <w:sz w:val="19"/>
               </w:rPr>
-              <w:t>ESCO taxonomy CSV files (1,201 digital skills)</w:t>
+              <w:t>Post-interview pipeline tying M6, M9, M11 and M12 together</w:t>
             </w:r>
           </w:p>
         </w:tc>
@@ -7800,6 +8343,7 @@
                 <w:rFonts w:ascii="Arial" w:hAnsi="Arial"/>
                 <w:sz w:val="19"/>
               </w:rPr>
+              <w:t>core/report/generator.py</w:t>
             </w:r>
           </w:p>
         </w:tc>
@@ -7814,6 +8358,7 @@
                 <w:rFonts w:ascii="Arial" w:hAnsi="Arial"/>
                 <w:sz w:val="19"/>
               </w:rPr>
+              <w:t>M12 — final report assembly and reliability statistics</w:t>
             </w:r>
           </w:p>
         </w:tc>
@@ -7830,7 +8375,7 @@
                 <w:rFonts w:ascii="Arial" w:hAnsi="Arial"/>
                 <w:sz w:val="19"/>
               </w:rPr>
-              <w:t>frontend/src/App.jsx</w:t>
+              <w:t>data/esco/</w:t>
             </w:r>
           </w:p>
         </w:tc>
@@ -7845,7 +8390,7 @@
                 <w:rFonts w:ascii="Arial" w:hAnsi="Arial"/>
                 <w:sz w:val="19"/>
               </w:rPr>
-              <w:t>Six-step navigation; the interview takes the full viewport</w:t>
+              <w:t>ESCO taxonomy CSV files (1,201 digital skills)</w:t>
             </w:r>
           </w:p>
         </w:tc>
@@ -7862,7 +8407,6 @@
                 <w:rFonts w:ascii="Arial" w:hAnsi="Arial"/>
                 <w:sz w:val="19"/>
               </w:rPr>
-              <w:t>frontend/src/lib/vision.js</w:t>
             </w:r>
           </w:p>
         </w:tc>
@@ -7877,7 +8421,6 @@
                 <w:rFonts w:ascii="Arial" w:hAnsi="Arial"/>
                 <w:sz w:val="19"/>
               </w:rPr>
-              <w:t>M7 and M8 — MediaPipe attention and posture</w:t>
             </w:r>
           </w:p>
         </w:tc>
@@ -7894,7 +8437,7 @@
                 <w:rFonts w:ascii="Arial" w:hAnsi="Arial"/>
                 <w:sz w:val="19"/>
               </w:rPr>
-              <w:t>frontend/src/lib/voice.js</w:t>
+              <w:t>frontend/src/App.jsx</w:t>
             </w:r>
           </w:p>
         </w:tc>
@@ -7909,7 +8452,7 @@
                 <w:rFonts w:ascii="Arial" w:hAnsi="Arial"/>
                 <w:sz w:val="19"/>
               </w:rPr>
-              <w:t>M10 — Web Audio prosody analysis</w:t>
+              <w:t>Six-step navigation; the interview takes the full viewport</w:t>
             </w:r>
           </w:p>
         </w:tc>
@@ -7926,7 +8469,7 @@
                 <w:rFonts w:ascii="Arial" w:hAnsi="Arial"/>
                 <w:sz w:val="19"/>
               </w:rPr>
-              <w:t>frontend/src/components/LandmarkOverlay.jsx</w:t>
+              <w:t>frontend/src/lib/vision.js</w:t>
             </w:r>
           </w:p>
         </w:tc>
@@ -7941,7 +8484,7 @@
                 <w:rFonts w:ascii="Arial" w:hAnsi="Arial"/>
                 <w:sz w:val="19"/>
               </w:rPr>
-              <w:t>Draws the face mesh, gaze points and pose skeleton on the video</w:t>
+              <w:t>M7 and M8 — MediaPipe attention and posture</w:t>
             </w:r>
           </w:p>
         </w:tc>
@@ -7958,7 +8501,7 @@
                 <w:rFonts w:ascii="Arial" w:hAnsi="Arial"/>
                 <w:sz w:val="19"/>
               </w:rPr>
-              <w:t>frontend/src/screens/UploadStep.jsx</w:t>
+              <w:t>frontend/src/lib/voice.js</w:t>
             </w:r>
           </w:p>
         </w:tc>
@@ -7973,7 +8516,7 @@
                 <w:rFonts w:ascii="Arial" w:hAnsi="Arial"/>
                 <w:sz w:val="19"/>
               </w:rPr>
-              <w:t>Step 1 — CV upload and JD paste</w:t>
+              <w:t>M10 — Web Audio prosody analysis</w:t>
             </w:r>
           </w:p>
         </w:tc>
@@ -7990,7 +8533,7 @@
                 <w:rFonts w:ascii="Arial" w:hAnsi="Arial"/>
                 <w:sz w:val="19"/>
               </w:rPr>
-              <w:t>frontend/src/screens/GraphStep.jsx</w:t>
+              <w:t>frontend/src/components/LandmarkOverlay.jsx</w:t>
             </w:r>
           </w:p>
         </w:tc>
@@ -8005,7 +8548,7 @@
                 <w:rFonts w:ascii="Arial" w:hAnsi="Arial"/>
                 <w:sz w:val="19"/>
               </w:rPr>
-              <w:t>Step 2 — skill knowledge graph</w:t>
+              <w:t>Draws the face mesh, gaze points and pose skeleton on the video</w:t>
             </w:r>
           </w:p>
         </w:tc>
@@ -8022,7 +8565,7 @@
                 <w:rFonts w:ascii="Arial" w:hAnsi="Arial"/>
                 <w:sz w:val="19"/>
               </w:rPr>
-              <w:t>frontend/src/screens/QuestionsStep.jsx</w:t>
+              <w:t>frontend/src/screens/UploadStep.jsx</w:t>
             </w:r>
           </w:p>
         </w:tc>
@@ -8037,7 +8580,7 @@
                 <w:rFonts w:ascii="Arial" w:hAnsi="Arial"/>
                 <w:sz w:val="19"/>
               </w:rPr>
-              <w:t>Step 3 — generated questions</w:t>
+              <w:t>Step 1 — CV upload and JD paste</w:t>
             </w:r>
           </w:p>
         </w:tc>
@@ -8054,7 +8597,7 @@
                 <w:rFonts w:ascii="Arial" w:hAnsi="Arial"/>
                 <w:sz w:val="19"/>
               </w:rPr>
-              <w:t>frontend/src/screens/SetupScreen.jsx</w:t>
+              <w:t>frontend/src/screens/GraphStep.jsx</w:t>
             </w:r>
           </w:p>
         </w:tc>
@@ -8069,7 +8612,7 @@
                 <w:rFonts w:ascii="Arial" w:hAnsi="Arial"/>
                 <w:sz w:val="19"/>
               </w:rPr>
-              <w:t>Step 4 — device check, monitoring briefing, prewarm trigger</w:t>
+              <w:t>Step 2 — skill knowledge graph</w:t>
             </w:r>
           </w:p>
         </w:tc>
@@ -8086,6 +8629,70 @@
                 <w:rFonts w:ascii="Arial" w:hAnsi="Arial"/>
                 <w:sz w:val="19"/>
               </w:rPr>
+              <w:t>frontend/src/screens/QuestionsStep.jsx</w:t>
+            </w:r>
+          </w:p>
+        </w:tc>
+        <w:tc>
+          <w:tcPr>
+            <w:tcW w:type="dxa" w:w="5669"/>
+          </w:tcPr>
+          <w:p>
+            <w:r/>
+            <w:r>
+              <w:rPr>
+                <w:rFonts w:ascii="Arial" w:hAnsi="Arial"/>
+                <w:sz w:val="19"/>
+              </w:rPr>
+              <w:t>Step 3 — generated questions</w:t>
+            </w:r>
+          </w:p>
+        </w:tc>
+      </w:tr>
+      <w:tr>
+        <w:tc>
+          <w:tcPr>
+            <w:tcW w:type="dxa" w:w="3685"/>
+          </w:tcPr>
+          <w:p>
+            <w:r/>
+            <w:r>
+              <w:rPr>
+                <w:rFonts w:ascii="Arial" w:hAnsi="Arial"/>
+                <w:sz w:val="19"/>
+              </w:rPr>
+              <w:t>frontend/src/screens/SetupScreen.jsx</w:t>
+            </w:r>
+          </w:p>
+        </w:tc>
+        <w:tc>
+          <w:tcPr>
+            <w:tcW w:type="dxa" w:w="5669"/>
+          </w:tcPr>
+          <w:p>
+            <w:r/>
+            <w:r>
+              <w:rPr>
+                <w:rFonts w:ascii="Arial" w:hAnsi="Arial"/>
+                <w:sz w:val="19"/>
+              </w:rPr>
+              <w:t>Step 4 — mode choice, device check, briefing, prewarm trigger</w:t>
+            </w:r>
+          </w:p>
+        </w:tc>
+      </w:tr>
+      <w:tr>
+        <w:tc>
+          <w:tcPr>
+            <w:tcW w:type="dxa" w:w="3685"/>
+          </w:tcPr>
+          <w:p>
+            <w:r/>
+            <w:r>
+              <w:rPr>
+                <w:rFonts w:ascii="Arial" w:hAnsi="Arial"/>
+                <w:sz w:val="19"/>
+              </w:rPr>
               <w:t>frontend/src/screens/InterviewScreen.jsx</w:t>
             </w:r>
           </w:p>
@@ -8101,7 +8708,39 @@
                 <w:rFonts w:ascii="Arial" w:hAnsi="Arial"/>
                 <w:sz w:val="19"/>
               </w:rPr>
-              <w:t>Step 5 — the live interview call UI</w:t>
+              <w:t>Step 5 — the voice interview call UI</w:t>
+            </w:r>
+          </w:p>
+        </w:tc>
+      </w:tr>
+      <w:tr>
+        <w:tc>
+          <w:tcPr>
+            <w:tcW w:type="dxa" w:w="3685"/>
+          </w:tcPr>
+          <w:p>
+            <w:r/>
+            <w:r>
+              <w:rPr>
+                <w:rFonts w:ascii="Arial" w:hAnsi="Arial"/>
+                <w:sz w:val="19"/>
+              </w:rPr>
+              <w:t>frontend/src/screens/TextInterviewScreen.jsx</w:t>
+            </w:r>
+          </w:p>
+        </w:tc>
+        <w:tc>
+          <w:tcPr>
+            <w:tcW w:type="dxa" w:w="5669"/>
+          </w:tcPr>
+          <w:p>
+            <w:r/>
+            <w:r>
+              <w:rPr>
+                <w:rFonts w:ascii="Arial" w:hAnsi="Arial"/>
+                <w:sz w:val="19"/>
+              </w:rPr>
+              <w:t>Step 5 — the typed interview chat UI</w:t>
             </w:r>
           </w:p>
         </w:tc>
@@ -8417,6 +9056,102 @@
                 <w:sz w:val="19"/>
               </w:rPr>
               <w:t>M5 — ensure the LiveKit server is up</w:t>
+            </w:r>
+          </w:p>
+        </w:tc>
+      </w:tr>
+      <w:tr>
+        <w:tc>
+          <w:tcPr>
+            <w:tcW w:type="dxa" w:w="3402"/>
+          </w:tcPr>
+          <w:p>
+            <w:r/>
+            <w:r>
+              <w:rPr>
+                <w:rFonts w:ascii="Arial" w:hAnsi="Arial"/>
+                <w:sz w:val="19"/>
+              </w:rPr>
+              <w:t>POST /api/text-interview/start</w:t>
+            </w:r>
+          </w:p>
+        </w:tc>
+        <w:tc>
+          <w:tcPr>
+            <w:tcW w:type="dxa" w:w="5953"/>
+          </w:tcPr>
+          <w:p>
+            <w:r/>
+            <w:r>
+              <w:rPr>
+                <w:rFonts w:ascii="Arial" w:hAnsi="Arial"/>
+                <w:sz w:val="19"/>
+              </w:rPr>
+              <w:t>Text mode — begin a typed interview, returns the greeting</w:t>
+            </w:r>
+          </w:p>
+        </w:tc>
+      </w:tr>
+      <w:tr>
+        <w:tc>
+          <w:tcPr>
+            <w:tcW w:type="dxa" w:w="3402"/>
+          </w:tcPr>
+          <w:p>
+            <w:r/>
+            <w:r>
+              <w:rPr>
+                <w:rFonts w:ascii="Arial" w:hAnsi="Arial"/>
+                <w:sz w:val="19"/>
+              </w:rPr>
+              <w:t>POST /api/text-interview/answer</w:t>
+            </w:r>
+          </w:p>
+        </w:tc>
+        <w:tc>
+          <w:tcPr>
+            <w:tcW w:type="dxa" w:w="5953"/>
+          </w:tcPr>
+          <w:p>
+            <w:r/>
+            <w:r>
+              <w:rPr>
+                <w:rFonts w:ascii="Arial" w:hAnsi="Arial"/>
+                <w:sz w:val="19"/>
+              </w:rPr>
+              <w:t>Text mode — submit an answer, returns the next question</w:t>
+            </w:r>
+          </w:p>
+        </w:tc>
+      </w:tr>
+      <w:tr>
+        <w:tc>
+          <w:tcPr>
+            <w:tcW w:type="dxa" w:w="3402"/>
+          </w:tcPr>
+          <w:p>
+            <w:r/>
+            <w:r>
+              <w:rPr>
+                <w:rFonts w:ascii="Arial" w:hAnsi="Arial"/>
+                <w:sz w:val="19"/>
+              </w:rPr>
+              <w:t>POST /api/text-interview/end</w:t>
+            </w:r>
+          </w:p>
+        </w:tc>
+        <w:tc>
+          <w:tcPr>
+            <w:tcW w:type="dxa" w:w="5953"/>
+          </w:tcPr>
+          <w:p>
+            <w:r/>
+            <w:r>
+              <w:rPr>
+                <w:rFonts w:ascii="Arial" w:hAnsi="Arial"/>
+                <w:sz w:val="19"/>
+              </w:rPr>
+              <w:t>Text mode — close the interview at the candidate request</w:t>
             </w:r>
           </w:p>
         </w:tc>
@@ -9819,6 +10554,18 @@
           <w:sz w:val="21"/>
         </w:rPr>
         <w:t>Live voice interview with display-before-speak, budget enforcement and clean automatic ending</w:t>
+      </w:r>
+    </w:p>
+    <w:p>
+      <w:pPr>
+        <w:pStyle w:val="ListBullet"/>
+      </w:pPr>
+      <w:r>
+        <w:rPr>
+          <w:rFonts w:ascii="Arial" w:hAnsi="Arial"/>
+          <w:sz w:val="21"/>
+        </w:rPr>
+        <w:t>Text interview mode sharing the same interviewer, budgets, monitoring and report</w:t>
       </w:r>
     </w:p>
     <w:p>

--- a/InterviewAI/PROJECT_DOCS.docx
+++ b/InterviewAI/PROJECT_DOCS.docx
@@ -280,7 +280,7 @@
                 <w:rFonts w:ascii="Arial" w:hAnsi="Arial"/>
                 <w:sz w:val="19"/>
               </w:rPr>
-              <w:t>python.org/downloads</w:t>
+              <w:t>Installed automatically</w:t>
             </w:r>
           </w:p>
         </w:tc>
@@ -295,7 +295,7 @@
                 <w:rFonts w:ascii="Arial" w:hAnsi="Arial"/>
                 <w:sz w:val="19"/>
               </w:rPr>
-              <w:t>Tick "Add python.exe to PATH" during install</w:t>
+              <w:t>run.bat installs it via winget if missing</w:t>
             </w:r>
           </w:p>
         </w:tc>
@@ -312,7 +312,7 @@
                 <w:rFonts w:ascii="Arial" w:hAnsi="Arial"/>
                 <w:sz w:val="19"/>
               </w:rPr>
-              <w:t>Node.js 18+</w:t>
+              <w:t>Node.js LTS</w:t>
             </w:r>
           </w:p>
         </w:tc>
@@ -327,7 +327,7 @@
                 <w:rFonts w:ascii="Arial" w:hAnsi="Arial"/>
                 <w:sz w:val="19"/>
               </w:rPr>
-              <w:t>nodejs.org</w:t>
+              <w:t>Installed automatically</w:t>
             </w:r>
           </w:p>
         </w:tc>
@@ -342,7 +342,7 @@
                 <w:rFonts w:ascii="Arial" w:hAnsi="Arial"/>
                 <w:sz w:val="19"/>
               </w:rPr>
-              <w:t>LTS version</w:t>
+              <w:t>run.bat installs it via winget if missing</w:t>
             </w:r>
           </w:p>
         </w:tc>
@@ -529,6 +529,21 @@
           <w:sz w:val="19"/>
         </w:rPr>
         <w:t>run.bat</w:t>
+      </w:r>
+    </w:p>
+    <w:p>
+      <w:pPr>
+        <w:spacing w:line="324" w:lineRule="auto"/>
+        <w:jc w:val="both"/>
+      </w:pPr>
+      <w:r>
+        <w:rPr>
+          <w:rFonts w:ascii="Arial" w:hAnsi="Arial"/>
+          <w:b w:val="0"/>
+          <w:i w:val="0"/>
+          <w:sz w:val="21"/>
+        </w:rPr>
+        <w:t>If Python or Node.js are missing, run.bat installs them with winget, which ships with Windows 10 1709 and later. After an automatic install the script asks you to close the window and run it once more, so Windows picks up the new PATH. If winget is not available it says exactly what to install by hand.</w:t>
       </w:r>
     </w:p>
     <w:p>

--- a/InterviewAI/PROJECT_DOCS.docx
+++ b/InterviewAI/PROJECT_DOCS.docx
@@ -2974,7 +2974,7 @@
           <w:i w:val="0"/>
           <w:sz w:val="21"/>
         </w:rPr>
-        <w:t>The proposal originally specified a second answer-scoring track — Sentence-BERT embeddings feeding an XGBoost classifier with SHAP explanations — to be compared against the language model judge. That track is not part of the running system. The code for it remains in core/evaluator/track_b.py and core/evaluator/train_model.py, clearly marked as unwired, and its heavy dependencies are commented out of requirements.txt. Re-enabling it means calling track_b_evaluate() from evaluate_answer() and restoring the comparison block in the report. Answer evaluation is currently done entirely by the Gemini judge described in Section 5.1.</w:t>
+        <w:t>The proposal originally specified a second answer-scoring track — Sentence-BERT embeddings feeding an XGBoost classifier with SHAP explanations — to be compared against the language model judge. That track was built, trained, measured and then removed. Two findings drove the decision. First, the comparison was circular: the classifier's training labels were themselves generated by a language model, so agreement between the two tracks was guaranteed by the experimental design rather than earned. Second, the trained model failed on inspection — an answer identical to the reference scored 64.7 out of 100, and a correct paraphrase of it scored 39.2, below the threshold at which the system reports a skill gap. The full evidence and the revised objectives are recorded in docs/track-b-rejection.md. Answer evaluation is done entirely by the Gemini judge described in Section 5.1.</w:t>
       </w:r>
     </w:p>
     <w:p>
@@ -8198,70 +8198,6 @@
                 <w:rFonts w:ascii="Arial" w:hAnsi="Arial"/>
                 <w:sz w:val="19"/>
               </w:rPr>
-              <w:t>core/evaluator/track_b.py</w:t>
-            </w:r>
-          </w:p>
-        </w:tc>
-        <w:tc>
-          <w:tcPr>
-            <w:tcW w:type="dxa" w:w="5669"/>
-          </w:tcPr>
-          <w:p>
-            <w:r/>
-            <w:r>
-              <w:rPr>
-                <w:rFonts w:ascii="Arial" w:hAnsi="Arial"/>
-                <w:sz w:val="19"/>
-              </w:rPr>
-              <w:t>Unwired: optional trained-classifier scorer</w:t>
-            </w:r>
-          </w:p>
-        </w:tc>
-      </w:tr>
-      <w:tr>
-        <w:tc>
-          <w:tcPr>
-            <w:tcW w:type="dxa" w:w="3685"/>
-          </w:tcPr>
-          <w:p>
-            <w:r/>
-            <w:r>
-              <w:rPr>
-                <w:rFonts w:ascii="Arial" w:hAnsi="Arial"/>
-                <w:sz w:val="19"/>
-              </w:rPr>
-              <w:t>core/evaluator/train_model.py</w:t>
-            </w:r>
-          </w:p>
-        </w:tc>
-        <w:tc>
-          <w:tcPr>
-            <w:tcW w:type="dxa" w:w="5669"/>
-          </w:tcPr>
-          <w:p>
-            <w:r/>
-            <w:r>
-              <w:rPr>
-                <w:rFonts w:ascii="Arial" w:hAnsi="Arial"/>
-                <w:sz w:val="19"/>
-              </w:rPr>
-              <w:t>Unwired: trainer for the above</w:t>
-            </w:r>
-          </w:p>
-        </w:tc>
-      </w:tr>
-      <w:tr>
-        <w:tc>
-          <w:tcPr>
-            <w:tcW w:type="dxa" w:w="3685"/>
-          </w:tcPr>
-          <w:p>
-            <w:r/>
-            <w:r>
-              <w:rPr>
-                <w:rFonts w:ascii="Arial" w:hAnsi="Arial"/>
-                <w:sz w:val="19"/>
-              </w:rPr>
               <w:t>core/agents/interviewer_prompt.py</w:t>
             </w:r>
           </w:p>
@@ -10699,7 +10635,7 @@
           <w:rFonts w:ascii="Arial" w:hAnsi="Arial"/>
           <w:sz w:val="21"/>
         </w:rPr>
-        <w:t>The trained-classifier evaluation track (Sentence-BERT + XGBoost + SHAP) is not wired in. The comparison between a trained classifier and the language-model judge, which the proposal frames as its research contribution, therefore has not been run.</w:t>
+        <w:t>The trained-classifier track was removed after measurement showed the comparison could not be meaningful: its labels were LLM-generated, making agreement circular, and the trained model scored a correct paraphrase of the reference answer at 39 out of 100. The research question was narrowed to establishing the reliability of the judge itself. See docs/track-b-rejection.md.</w:t>
       </w:r>
     </w:p>
     <w:p>
@@ -10719,7 +10655,7 @@
           <w:rFonts w:ascii="Arial" w:hAnsi="Arial"/>
           <w:sz w:val="21"/>
         </w:rPr>
-        <w:t>There is no harness measuring agreement against human ratings, and no paraphrase-consistency experiment. Objective 6 of the proposal is not yet evidenced.</w:t>
+        <w:t>No human-rated gold standard was collected, as that would have required ethical approval and participant recruitment. Agreement is therefore measured against answer-quality bands and between repeated judge runs, not against human raters.</w:t>
       </w:r>
     </w:p>
     <w:p>
@@ -10879,7 +10815,7 @@
           <w:rFonts w:ascii="Arial" w:hAnsi="Arial"/>
           <w:sz w:val="21"/>
         </w:rPr>
-        <w:t>If the trained second track is wanted, re-enable track_b.py and restore the comparison block.</w:t>
+        <w:t>Run the positional-bias ablation: score a set of answers under each rubric ordering alone and under the average, and test whether averaging measurably reduces the shift.</w:t>
       </w:r>
     </w:p>
     <w:p>
